--- a/benchmarks/docx/corpus/tables/merged-cells.docx
+++ b/benchmarks/docx/corpus/tables/merged-cells.docx
@@ -559,7 +559,7 @@
     <w:link w:val="Heading1Char"/>
     <w:uiPriority w:val="9"/>
     <w:qFormat/>
-    <w:rsid w:val="00CF30C5"/>
+    <w:rsid w:val="00E23CEF"/>
     <w:pPr>
       <w:keepNext/>
       <w:keepLines/>
@@ -582,7 +582,7 @@
     <w:semiHidden/>
     <w:unhideWhenUsed/>
     <w:qFormat/>
-    <w:rsid w:val="00CF30C5"/>
+    <w:rsid w:val="00E23CEF"/>
     <w:pPr>
       <w:keepNext/>
       <w:keepLines/>
@@ -605,7 +605,7 @@
     <w:semiHidden/>
     <w:unhideWhenUsed/>
     <w:qFormat/>
-    <w:rsid w:val="00CF30C5"/>
+    <w:rsid w:val="00E23CEF"/>
     <w:pPr>
       <w:keepNext/>
       <w:keepLines/>
@@ -628,7 +628,7 @@
     <w:semiHidden/>
     <w:unhideWhenUsed/>
     <w:qFormat/>
-    <w:rsid w:val="00CF30C5"/>
+    <w:rsid w:val="00E23CEF"/>
     <w:pPr>
       <w:keepNext/>
       <w:keepLines/>
@@ -651,7 +651,7 @@
     <w:semiHidden/>
     <w:unhideWhenUsed/>
     <w:qFormat/>
-    <w:rsid w:val="00CF30C5"/>
+    <w:rsid w:val="00E23CEF"/>
     <w:pPr>
       <w:keepNext/>
       <w:keepLines/>
@@ -672,7 +672,7 @@
     <w:semiHidden/>
     <w:unhideWhenUsed/>
     <w:qFormat/>
-    <w:rsid w:val="00CF30C5"/>
+    <w:rsid w:val="00E23CEF"/>
     <w:pPr>
       <w:keepNext/>
       <w:keepLines/>
@@ -695,7 +695,7 @@
     <w:semiHidden/>
     <w:unhideWhenUsed/>
     <w:qFormat/>
-    <w:rsid w:val="00CF30C5"/>
+    <w:rsid w:val="00E23CEF"/>
     <w:pPr>
       <w:keepNext/>
       <w:keepLines/>
@@ -716,7 +716,7 @@
     <w:semiHidden/>
     <w:unhideWhenUsed/>
     <w:qFormat/>
-    <w:rsid w:val="00CF30C5"/>
+    <w:rsid w:val="00E23CEF"/>
     <w:pPr>
       <w:keepNext/>
       <w:keepLines/>
@@ -739,7 +739,7 @@
     <w:semiHidden/>
     <w:unhideWhenUsed/>
     <w:qFormat/>
-    <w:rsid w:val="00CF30C5"/>
+    <w:rsid w:val="00E23CEF"/>
     <w:pPr>
       <w:keepNext/>
       <w:keepLines/>
@@ -783,7 +783,7 @@
     <w:basedOn w:val="DefaultParagraphFont"/>
     <w:link w:val="Heading1"/>
     <w:uiPriority w:val="9"/>
-    <w:rsid w:val="00CF30C5"/>
+    <w:rsid w:val="00E23CEF"/>
     <w:rPr>
       <w:rFonts w:asciiTheme="majorHAnsi" w:eastAsiaTheme="majorEastAsia" w:hAnsiTheme="majorHAnsi" w:cstheme="majorBidi"/>
       <w:color w:val="2F5496" w:themeColor="accent1" w:themeShade="BF"/>
@@ -797,7 +797,7 @@
     <w:link w:val="Heading2"/>
     <w:uiPriority w:val="9"/>
     <w:semiHidden/>
-    <w:rsid w:val="00CF30C5"/>
+    <w:rsid w:val="00E23CEF"/>
     <w:rPr>
       <w:rFonts w:asciiTheme="majorHAnsi" w:eastAsiaTheme="majorEastAsia" w:hAnsiTheme="majorHAnsi" w:cstheme="majorBidi"/>
       <w:color w:val="2F5496" w:themeColor="accent1" w:themeShade="BF"/>
@@ -811,7 +811,7 @@
     <w:link w:val="Heading3"/>
     <w:uiPriority w:val="9"/>
     <w:semiHidden/>
-    <w:rsid w:val="00CF30C5"/>
+    <w:rsid w:val="00E23CEF"/>
     <w:rPr>
       <w:rFonts w:eastAsiaTheme="majorEastAsia" w:cstheme="majorBidi"/>
       <w:color w:val="2F5496" w:themeColor="accent1" w:themeShade="BF"/>
@@ -825,7 +825,7 @@
     <w:link w:val="Heading4"/>
     <w:uiPriority w:val="9"/>
     <w:semiHidden/>
-    <w:rsid w:val="00CF30C5"/>
+    <w:rsid w:val="00E23CEF"/>
     <w:rPr>
       <w:rFonts w:eastAsiaTheme="majorEastAsia" w:cstheme="majorBidi"/>
       <w:i/>
@@ -839,7 +839,7 @@
     <w:link w:val="Heading5"/>
     <w:uiPriority w:val="9"/>
     <w:semiHidden/>
-    <w:rsid w:val="00CF30C5"/>
+    <w:rsid w:val="00E23CEF"/>
     <w:rPr>
       <w:rFonts w:eastAsiaTheme="majorEastAsia" w:cstheme="majorBidi"/>
       <w:color w:val="2F5496" w:themeColor="accent1" w:themeShade="BF"/>
@@ -851,7 +851,7 @@
     <w:link w:val="Heading6"/>
     <w:uiPriority w:val="9"/>
     <w:semiHidden/>
-    <w:rsid w:val="00CF30C5"/>
+    <w:rsid w:val="00E23CEF"/>
     <w:rPr>
       <w:rFonts w:eastAsiaTheme="majorEastAsia" w:cstheme="majorBidi"/>
       <w:i/>
@@ -865,7 +865,7 @@
     <w:link w:val="Heading7"/>
     <w:uiPriority w:val="9"/>
     <w:semiHidden/>
-    <w:rsid w:val="00CF30C5"/>
+    <w:rsid w:val="00E23CEF"/>
     <w:rPr>
       <w:rFonts w:eastAsiaTheme="majorEastAsia" w:cstheme="majorBidi"/>
       <w:color w:val="595959" w:themeColor="text1" w:themeTint="A6"/>
@@ -877,7 +877,7 @@
     <w:link w:val="Heading8"/>
     <w:uiPriority w:val="9"/>
     <w:semiHidden/>
-    <w:rsid w:val="00CF30C5"/>
+    <w:rsid w:val="00E23CEF"/>
     <w:rPr>
       <w:rFonts w:eastAsiaTheme="majorEastAsia" w:cstheme="majorBidi"/>
       <w:i/>
@@ -891,7 +891,7 @@
     <w:link w:val="Heading9"/>
     <w:uiPriority w:val="9"/>
     <w:semiHidden/>
-    <w:rsid w:val="00CF30C5"/>
+    <w:rsid w:val="00E23CEF"/>
     <w:rPr>
       <w:rFonts w:eastAsiaTheme="majorEastAsia" w:cstheme="majorBidi"/>
       <w:color w:val="272727" w:themeColor="text1" w:themeTint="D8"/>
@@ -904,7 +904,7 @@
     <w:link w:val="TitleChar"/>
     <w:uiPriority w:val="10"/>
     <w:qFormat/>
-    <w:rsid w:val="00CF30C5"/>
+    <w:rsid w:val="00E23CEF"/>
     <w:pPr>
       <w:spacing w:after="80" w:line="240" w:lineRule="auto"/>
       <w:contextualSpacing/>
@@ -922,7 +922,7 @@
     <w:basedOn w:val="DefaultParagraphFont"/>
     <w:link w:val="Title"/>
     <w:uiPriority w:val="10"/>
-    <w:rsid w:val="00CF30C5"/>
+    <w:rsid w:val="00E23CEF"/>
     <w:rPr>
       <w:rFonts w:asciiTheme="majorHAnsi" w:eastAsiaTheme="majorEastAsia" w:hAnsiTheme="majorHAnsi" w:cstheme="majorBidi"/>
       <w:spacing w:val="-10"/>
@@ -938,7 +938,7 @@
     <w:link w:val="SubtitleChar"/>
     <w:uiPriority w:val="11"/>
     <w:qFormat/>
-    <w:rsid w:val="00CF30C5"/>
+    <w:rsid w:val="00E23CEF"/>
     <w:pPr>
       <w:numPr>
         <w:ilvl w:val="1"/>
@@ -957,7 +957,7 @@
     <w:basedOn w:val="DefaultParagraphFont"/>
     <w:link w:val="Subtitle"/>
     <w:uiPriority w:val="11"/>
-    <w:rsid w:val="00CF30C5"/>
+    <w:rsid w:val="00E23CEF"/>
     <w:rPr>
       <w:rFonts w:eastAsiaTheme="majorEastAsia" w:cstheme="majorBidi"/>
       <w:color w:val="595959" w:themeColor="text1" w:themeTint="A6"/>
@@ -973,7 +973,7 @@
     <w:link w:val="QuoteChar"/>
     <w:uiPriority w:val="29"/>
     <w:qFormat/>
-    <w:rsid w:val="00CF30C5"/>
+    <w:rsid w:val="00E23CEF"/>
     <w:pPr>
       <w:spacing w:before="160"/>
       <w:jc w:val="center"/>
@@ -989,7 +989,7 @@
     <w:basedOn w:val="DefaultParagraphFont"/>
     <w:link w:val="Quote"/>
     <w:uiPriority w:val="29"/>
-    <w:rsid w:val="00CF30C5"/>
+    <w:rsid w:val="00E23CEF"/>
     <w:rPr>
       <w:i/>
       <w:iCs/>
@@ -1001,7 +1001,7 @@
     <w:basedOn w:val="Normal"/>
     <w:uiPriority w:val="34"/>
     <w:qFormat/>
-    <w:rsid w:val="00CF30C5"/>
+    <w:rsid w:val="00E23CEF"/>
     <w:pPr>
       <w:ind w:left="720"/>
       <w:contextualSpacing/>
@@ -1012,7 +1012,7 @@
     <w:basedOn w:val="DefaultParagraphFont"/>
     <w:uiPriority w:val="21"/>
     <w:qFormat/>
-    <w:rsid w:val="00CF30C5"/>
+    <w:rsid w:val="00E23CEF"/>
     <w:rPr>
       <w:i/>
       <w:iCs/>
@@ -1026,7 +1026,7 @@
     <w:link w:val="IntenseQuoteChar"/>
     <w:uiPriority w:val="30"/>
     <w:qFormat/>
-    <w:rsid w:val="00CF30C5"/>
+    <w:rsid w:val="00E23CEF"/>
     <w:pPr>
       <w:pBdr>
         <w:top w:val="single" w:sz="4" w:space="10" w:color="2F5496" w:themeColor="accent1" w:themeShade="BF"/>
@@ -1047,7 +1047,7 @@
     <w:basedOn w:val="DefaultParagraphFont"/>
     <w:link w:val="IntenseQuote"/>
     <w:uiPriority w:val="30"/>
-    <w:rsid w:val="00CF30C5"/>
+    <w:rsid w:val="00E23CEF"/>
     <w:rPr>
       <w:i/>
       <w:iCs/>
@@ -1059,7 +1059,7 @@
     <w:basedOn w:val="DefaultParagraphFont"/>
     <w:uiPriority w:val="32"/>
     <w:qFormat/>
-    <w:rsid w:val="00CF30C5"/>
+    <w:rsid w:val="00E23CEF"/>
     <w:rPr>
       <w:b/>
       <w:bCs/>
@@ -1072,7 +1072,7 @@
     <w:name w:val="Table Grid"/>
     <w:basedOn w:val="TableNormal"/>
     <w:uiPriority w:val="39"/>
-    <w:rsid w:val="00CF30C5"/>
+    <w:rsid w:val="00E23CEF"/>
     <w:pPr>
       <w:spacing w:after="0" w:line="240" w:lineRule="auto"/>
     </w:pPr>
